--- a/suppl/NHANES/ml/HepaticSteatosis__prediction_NHANES.docx
+++ b/suppl/NHANES/ml/HepaticSteatosis__prediction_NHANES.docx
@@ -305,7 +305,12 @@
         <w:pStyle w:val="Heading1"/>
       </w:pPr>
       <w:r>
-        <w:t>Tuning results — best parameters and CV auROC</w:t>
+        <w:t>Tuning and model selection — training-partition cross-validation</w:t>
+      </w:r>
+    </w:p>
+    <w:p>
+      <w:r>
+        <w:t>Hyperparameter search and between-model selection both use these training-partition cross-validated scores. The selection criterion is CV_combined, the mean of the cross-validated auROC and auPRC. The held-out partition is not consulted at this stage.</w:t>
       </w:r>
     </w:p>
     <w:tbl>
@@ -315,14 +320,16 @@
         <w:tblLook w:firstColumn="1" w:firstRow="1" w:lastColumn="0" w:lastRow="0" w:noHBand="0" w:noVBand="1" w:val="04A0"/>
       </w:tblPr>
       <w:tblGrid>
-        <w:gridCol w:w="2880"/>
-        <w:gridCol w:w="2880"/>
-        <w:gridCol w:w="2880"/>
+        <w:gridCol w:w="1728"/>
+        <w:gridCol w:w="1728"/>
+        <w:gridCol w:w="1728"/>
+        <w:gridCol w:w="1728"/>
+        <w:gridCol w:w="1728"/>
       </w:tblGrid>
       <w:tr>
         <w:tc>
           <w:tcPr>
-            <w:tcW w:type="dxa" w:w="2880"/>
+            <w:tcW w:type="dxa" w:w="1728"/>
           </w:tcPr>
           <w:p>
             <w:r>
@@ -332,7 +339,7 @@
         </w:tc>
         <w:tc>
           <w:tcPr>
-            <w:tcW w:type="dxa" w:w="2880"/>
+            <w:tcW w:type="dxa" w:w="1728"/>
           </w:tcPr>
           <w:p>
             <w:r>
@@ -342,7 +349,27 @@
         </w:tc>
         <w:tc>
           <w:tcPr>
-            <w:tcW w:type="dxa" w:w="2880"/>
+            <w:tcW w:type="dxa" w:w="1728"/>
+          </w:tcPr>
+          <w:p>
+            <w:r>
+              <w:t>CV_auPRC</w:t>
+            </w:r>
+          </w:p>
+        </w:tc>
+        <w:tc>
+          <w:tcPr>
+            <w:tcW w:type="dxa" w:w="1728"/>
+          </w:tcPr>
+          <w:p>
+            <w:r>
+              <w:t>CV_combined</w:t>
+            </w:r>
+          </w:p>
+        </w:tc>
+        <w:tc>
+          <w:tcPr>
+            <w:tcW w:type="dxa" w:w="1728"/>
           </w:tcPr>
           <w:p>
             <w:r>
@@ -354,7 +381,7 @@
       <w:tr>
         <w:tc>
           <w:tcPr>
-            <w:tcW w:type="dxa" w:w="2880"/>
+            <w:tcW w:type="dxa" w:w="1728"/>
           </w:tcPr>
           <w:p>
             <w:r>
@@ -364,7 +391,7 @@
         </w:tc>
         <w:tc>
           <w:tcPr>
-            <w:tcW w:type="dxa" w:w="2880"/>
+            <w:tcW w:type="dxa" w:w="1728"/>
           </w:tcPr>
           <w:p>
             <w:r>
@@ -374,7 +401,27 @@
         </w:tc>
         <w:tc>
           <w:tcPr>
-            <w:tcW w:type="dxa" w:w="2880"/>
+            <w:tcW w:type="dxa" w:w="1728"/>
+          </w:tcPr>
+          <w:p>
+            <w:r>
+              <w:t>0.8579</w:t>
+            </w:r>
+          </w:p>
+        </w:tc>
+        <w:tc>
+          <w:tcPr>
+            <w:tcW w:type="dxa" w:w="1728"/>
+          </w:tcPr>
+          <w:p>
+            <w:r>
+              <w:t>0.8389</w:t>
+            </w:r>
+          </w:p>
+        </w:tc>
+        <w:tc>
+          <w:tcPr>
+            <w:tcW w:type="dxa" w:w="1728"/>
           </w:tcPr>
           <w:p>
             <w:r>
@@ -386,7 +433,7 @@
       <w:tr>
         <w:tc>
           <w:tcPr>
-            <w:tcW w:type="dxa" w:w="2880"/>
+            <w:tcW w:type="dxa" w:w="1728"/>
           </w:tcPr>
           <w:p>
             <w:r>
@@ -396,7 +443,7 @@
         </w:tc>
         <w:tc>
           <w:tcPr>
-            <w:tcW w:type="dxa" w:w="2880"/>
+            <w:tcW w:type="dxa" w:w="1728"/>
           </w:tcPr>
           <w:p>
             <w:r>
@@ -406,7 +453,27 @@
         </w:tc>
         <w:tc>
           <w:tcPr>
-            <w:tcW w:type="dxa" w:w="2880"/>
+            <w:tcW w:type="dxa" w:w="1728"/>
+          </w:tcPr>
+          <w:p>
+            <w:r>
+              <w:t>0.8512</w:t>
+            </w:r>
+          </w:p>
+        </w:tc>
+        <w:tc>
+          <w:tcPr>
+            <w:tcW w:type="dxa" w:w="1728"/>
+          </w:tcPr>
+          <w:p>
+            <w:r>
+              <w:t>0.831</w:t>
+            </w:r>
+          </w:p>
+        </w:tc>
+        <w:tc>
+          <w:tcPr>
+            <w:tcW w:type="dxa" w:w="1728"/>
           </w:tcPr>
           <w:p>
             <w:r>
@@ -418,7 +485,7 @@
       <w:tr>
         <w:tc>
           <w:tcPr>
-            <w:tcW w:type="dxa" w:w="2880"/>
+            <w:tcW w:type="dxa" w:w="1728"/>
           </w:tcPr>
           <w:p>
             <w:r>
@@ -428,7 +495,7 @@
         </w:tc>
         <w:tc>
           <w:tcPr>
-            <w:tcW w:type="dxa" w:w="2880"/>
+            <w:tcW w:type="dxa" w:w="1728"/>
           </w:tcPr>
           <w:p>
             <w:r>
@@ -438,7 +505,27 @@
         </w:tc>
         <w:tc>
           <w:tcPr>
-            <w:tcW w:type="dxa" w:w="2880"/>
+            <w:tcW w:type="dxa" w:w="1728"/>
+          </w:tcPr>
+          <w:p>
+            <w:r>
+              <w:t>0.855</w:t>
+            </w:r>
+          </w:p>
+        </w:tc>
+        <w:tc>
+          <w:tcPr>
+            <w:tcW w:type="dxa" w:w="1728"/>
+          </w:tcPr>
+          <w:p>
+            <w:r>
+              <w:t>0.8348</w:t>
+            </w:r>
+          </w:p>
+        </w:tc>
+        <w:tc>
+          <w:tcPr>
+            <w:tcW w:type="dxa" w:w="1728"/>
           </w:tcPr>
           <w:p>
             <w:r>
@@ -453,7 +540,12 @@
         <w:pStyle w:val="Heading1"/>
       </w:pPr>
       <w:r>
-        <w:t>Full performance metrics (test set)</w:t>
+        <w:t>Held-out performance metrics</w:t>
+      </w:r>
+    </w:p>
+    <w:p>
+      <w:r>
+        <w:t>Reported for every candidate for transparency; only the model selected by CV_combined above is the prespecified final model. Rows are ordered by the CV selection criterion.</w:t>
       </w:r>
     </w:p>
     <w:tbl>
@@ -463,30 +555,31 @@
         <w:tblLook w:firstColumn="1" w:firstRow="1" w:lastColumn="0" w:lastRow="0" w:noHBand="0" w:noVBand="1" w:val="04A0"/>
       </w:tblPr>
       <w:tblGrid>
-        <w:gridCol w:w="455"/>
-        <w:gridCol w:w="455"/>
-        <w:gridCol w:w="455"/>
-        <w:gridCol w:w="455"/>
-        <w:gridCol w:w="455"/>
-        <w:gridCol w:w="455"/>
-        <w:gridCol w:w="455"/>
-        <w:gridCol w:w="455"/>
-        <w:gridCol w:w="455"/>
-        <w:gridCol w:w="455"/>
-        <w:gridCol w:w="455"/>
-        <w:gridCol w:w="455"/>
-        <w:gridCol w:w="455"/>
-        <w:gridCol w:w="455"/>
-        <w:gridCol w:w="455"/>
-        <w:gridCol w:w="455"/>
-        <w:gridCol w:w="455"/>
-        <w:gridCol w:w="455"/>
-        <w:gridCol w:w="455"/>
+        <w:gridCol w:w="432"/>
+        <w:gridCol w:w="432"/>
+        <w:gridCol w:w="432"/>
+        <w:gridCol w:w="432"/>
+        <w:gridCol w:w="432"/>
+        <w:gridCol w:w="432"/>
+        <w:gridCol w:w="432"/>
+        <w:gridCol w:w="432"/>
+        <w:gridCol w:w="432"/>
+        <w:gridCol w:w="432"/>
+        <w:gridCol w:w="432"/>
+        <w:gridCol w:w="432"/>
+        <w:gridCol w:w="432"/>
+        <w:gridCol w:w="432"/>
+        <w:gridCol w:w="432"/>
+        <w:gridCol w:w="432"/>
+        <w:gridCol w:w="432"/>
+        <w:gridCol w:w="432"/>
+        <w:gridCol w:w="432"/>
+        <w:gridCol w:w="432"/>
       </w:tblGrid>
       <w:tr>
         <w:tc>
           <w:tcPr>
-            <w:tcW w:type="dxa" w:w="455"/>
+            <w:tcW w:type="dxa" w:w="432"/>
           </w:tcPr>
           <w:p>
             <w:r>
@@ -496,7 +589,17 @@
         </w:tc>
         <w:tc>
           <w:tcPr>
-            <w:tcW w:type="dxa" w:w="455"/>
+            <w:tcW w:type="dxa" w:w="432"/>
+          </w:tcPr>
+          <w:p>
+            <w:r>
+              <w:t>CV_combined</w:t>
+            </w:r>
+          </w:p>
+        </w:tc>
+        <w:tc>
+          <w:tcPr>
+            <w:tcW w:type="dxa" w:w="432"/>
           </w:tcPr>
           <w:p>
             <w:r>
@@ -506,7 +609,7 @@
         </w:tc>
         <w:tc>
           <w:tcPr>
-            <w:tcW w:type="dxa" w:w="455"/>
+            <w:tcW w:type="dxa" w:w="432"/>
           </w:tcPr>
           <w:p>
             <w:r>
@@ -516,7 +619,7 @@
         </w:tc>
         <w:tc>
           <w:tcPr>
-            <w:tcW w:type="dxa" w:w="455"/>
+            <w:tcW w:type="dxa" w:w="432"/>
           </w:tcPr>
           <w:p>
             <w:r>
@@ -526,7 +629,7 @@
         </w:tc>
         <w:tc>
           <w:tcPr>
-            <w:tcW w:type="dxa" w:w="455"/>
+            <w:tcW w:type="dxa" w:w="432"/>
           </w:tcPr>
           <w:p>
             <w:r>
@@ -536,7 +639,7 @@
         </w:tc>
         <w:tc>
           <w:tcPr>
-            <w:tcW w:type="dxa" w:w="455"/>
+            <w:tcW w:type="dxa" w:w="432"/>
           </w:tcPr>
           <w:p>
             <w:r>
@@ -546,7 +649,7 @@
         </w:tc>
         <w:tc>
           <w:tcPr>
-            <w:tcW w:type="dxa" w:w="455"/>
+            <w:tcW w:type="dxa" w:w="432"/>
           </w:tcPr>
           <w:p>
             <w:r>
@@ -556,7 +659,7 @@
         </w:tc>
         <w:tc>
           <w:tcPr>
-            <w:tcW w:type="dxa" w:w="455"/>
+            <w:tcW w:type="dxa" w:w="432"/>
           </w:tcPr>
           <w:p>
             <w:r>
@@ -566,7 +669,7 @@
         </w:tc>
         <w:tc>
           <w:tcPr>
-            <w:tcW w:type="dxa" w:w="455"/>
+            <w:tcW w:type="dxa" w:w="432"/>
           </w:tcPr>
           <w:p>
             <w:r>
@@ -576,7 +679,7 @@
         </w:tc>
         <w:tc>
           <w:tcPr>
-            <w:tcW w:type="dxa" w:w="455"/>
+            <w:tcW w:type="dxa" w:w="432"/>
           </w:tcPr>
           <w:p>
             <w:r>
@@ -586,7 +689,7 @@
         </w:tc>
         <w:tc>
           <w:tcPr>
-            <w:tcW w:type="dxa" w:w="455"/>
+            <w:tcW w:type="dxa" w:w="432"/>
           </w:tcPr>
           <w:p>
             <w:r>
@@ -596,7 +699,7 @@
         </w:tc>
         <w:tc>
           <w:tcPr>
-            <w:tcW w:type="dxa" w:w="455"/>
+            <w:tcW w:type="dxa" w:w="432"/>
           </w:tcPr>
           <w:p>
             <w:r>
@@ -606,7 +709,7 @@
         </w:tc>
         <w:tc>
           <w:tcPr>
-            <w:tcW w:type="dxa" w:w="455"/>
+            <w:tcW w:type="dxa" w:w="432"/>
           </w:tcPr>
           <w:p>
             <w:r>
@@ -616,7 +719,7 @@
         </w:tc>
         <w:tc>
           <w:tcPr>
-            <w:tcW w:type="dxa" w:w="455"/>
+            <w:tcW w:type="dxa" w:w="432"/>
           </w:tcPr>
           <w:p>
             <w:r>
@@ -626,7 +729,7 @@
         </w:tc>
         <w:tc>
           <w:tcPr>
-            <w:tcW w:type="dxa" w:w="455"/>
+            <w:tcW w:type="dxa" w:w="432"/>
           </w:tcPr>
           <w:p>
             <w:r>
@@ -636,7 +739,7 @@
         </w:tc>
         <w:tc>
           <w:tcPr>
-            <w:tcW w:type="dxa" w:w="455"/>
+            <w:tcW w:type="dxa" w:w="432"/>
           </w:tcPr>
           <w:p>
             <w:r>
@@ -646,7 +749,7 @@
         </w:tc>
         <w:tc>
           <w:tcPr>
-            <w:tcW w:type="dxa" w:w="455"/>
+            <w:tcW w:type="dxa" w:w="432"/>
           </w:tcPr>
           <w:p>
             <w:r>
@@ -656,7 +759,7 @@
         </w:tc>
         <w:tc>
           <w:tcPr>
-            <w:tcW w:type="dxa" w:w="455"/>
+            <w:tcW w:type="dxa" w:w="432"/>
           </w:tcPr>
           <w:p>
             <w:r>
@@ -666,7 +769,7 @@
         </w:tc>
         <w:tc>
           <w:tcPr>
-            <w:tcW w:type="dxa" w:w="455"/>
+            <w:tcW w:type="dxa" w:w="432"/>
           </w:tcPr>
           <w:p>
             <w:r>
@@ -678,7 +781,209 @@
       <w:tr>
         <w:tc>
           <w:tcPr>
-            <w:tcW w:type="dxa" w:w="455"/>
+            <w:tcW w:type="dxa" w:w="432"/>
+          </w:tcPr>
+          <w:p>
+            <w:r>
+              <w:t>LogisticRegression</w:t>
+            </w:r>
+          </w:p>
+        </w:tc>
+        <w:tc>
+          <w:tcPr>
+            <w:tcW w:type="dxa" w:w="432"/>
+          </w:tcPr>
+          <w:p>
+            <w:r>
+              <w:t>0.8389</w:t>
+            </w:r>
+          </w:p>
+        </w:tc>
+        <w:tc>
+          <w:tcPr>
+            <w:tcW w:type="dxa" w:w="432"/>
+          </w:tcPr>
+          <w:p>
+            <w:r>
+              <w:t>753</w:t>
+            </w:r>
+          </w:p>
+        </w:tc>
+        <w:tc>
+          <w:tcPr>
+            <w:tcW w:type="dxa" w:w="432"/>
+          </w:tcPr>
+          <w:p>
+            <w:r>
+              <w:t>366</w:t>
+            </w:r>
+          </w:p>
+        </w:tc>
+        <w:tc>
+          <w:tcPr>
+            <w:tcW w:type="dxa" w:w="432"/>
+          </w:tcPr>
+          <w:p>
+            <w:r>
+              <w:t>224</w:t>
+            </w:r>
+          </w:p>
+        </w:tc>
+        <w:tc>
+          <w:tcPr>
+            <w:tcW w:type="dxa" w:w="432"/>
+          </w:tcPr>
+          <w:p>
+            <w:r>
+              <w:t>118</w:t>
+            </w:r>
+          </w:p>
+        </w:tc>
+        <w:tc>
+          <w:tcPr>
+            <w:tcW w:type="dxa" w:w="432"/>
+          </w:tcPr>
+          <w:p>
+            <w:r>
+              <w:t>0.8645</w:t>
+            </w:r>
+          </w:p>
+        </w:tc>
+        <w:tc>
+          <w:tcPr>
+            <w:tcW w:type="dxa" w:w="432"/>
+          </w:tcPr>
+          <w:p>
+            <w:r>
+              <w:t>0.6203</w:t>
+            </w:r>
+          </w:p>
+        </w:tc>
+        <w:tc>
+          <w:tcPr>
+            <w:tcW w:type="dxa" w:w="432"/>
+          </w:tcPr>
+          <w:p>
+            <w:r>
+              <w:t>0.7707</w:t>
+            </w:r>
+          </w:p>
+        </w:tc>
+        <w:tc>
+          <w:tcPr>
+            <w:tcW w:type="dxa" w:w="432"/>
+          </w:tcPr>
+          <w:p>
+            <w:r>
+              <w:t>0.7562</w:t>
+            </w:r>
+          </w:p>
+        </w:tc>
+        <w:tc>
+          <w:tcPr>
+            <w:tcW w:type="dxa" w:w="432"/>
+          </w:tcPr>
+          <w:p>
+            <w:r>
+              <w:t>0.7659</w:t>
+            </w:r>
+          </w:p>
+        </w:tc>
+        <w:tc>
+          <w:tcPr>
+            <w:tcW w:type="dxa" w:w="432"/>
+          </w:tcPr>
+          <w:p>
+            <w:r>
+              <w:t>0.7424</w:t>
+            </w:r>
+          </w:p>
+        </w:tc>
+        <w:tc>
+          <w:tcPr>
+            <w:tcW w:type="dxa" w:w="432"/>
+          </w:tcPr>
+          <w:p>
+            <w:r>
+              <w:t>0.8149</w:t>
+            </w:r>
+          </w:p>
+        </w:tc>
+        <w:tc>
+          <w:tcPr>
+            <w:tcW w:type="dxa" w:w="432"/>
+          </w:tcPr>
+          <w:p>
+            <w:r>
+              <w:t>0.5055</w:t>
+            </w:r>
+          </w:p>
+        </w:tc>
+        <w:tc>
+          <w:tcPr>
+            <w:tcW w:type="dxa" w:w="432"/>
+          </w:tcPr>
+          <w:p>
+            <w:r>
+              <w:t>0.4993</w:t>
+            </w:r>
+          </w:p>
+        </w:tc>
+        <w:tc>
+          <w:tcPr>
+            <w:tcW w:type="dxa" w:w="432"/>
+          </w:tcPr>
+          <w:p>
+            <w:r>
+              <w:t>0.8318</w:t>
+            </w:r>
+          </w:p>
+        </w:tc>
+        <w:tc>
+          <w:tcPr>
+            <w:tcW w:type="dxa" w:w="432"/>
+          </w:tcPr>
+          <w:p>
+            <w:r>
+              <w:t>0.8685</w:t>
+            </w:r>
+          </w:p>
+        </w:tc>
+        <w:tc>
+          <w:tcPr>
+            <w:tcW w:type="dxa" w:w="432"/>
+          </w:tcPr>
+          <w:p>
+            <w:r>
+              <w:t>0.4896</w:t>
+            </w:r>
+          </w:p>
+        </w:tc>
+        <w:tc>
+          <w:tcPr>
+            <w:tcW w:type="dxa" w:w="432"/>
+          </w:tcPr>
+          <w:p>
+            <w:r>
+              <w:t>0.161</w:t>
+            </w:r>
+          </w:p>
+        </w:tc>
+        <w:tc>
+          <w:tcPr>
+            <w:tcW w:type="dxa" w:w="432"/>
+          </w:tcPr>
+          <w:p>
+            <w:r>
+              <w:t>0.8501</w:t>
+            </w:r>
+          </w:p>
+        </w:tc>
+      </w:tr>
+      <w:tr>
+        <w:tc>
+          <w:tcPr>
+            <w:tcW w:type="dxa" w:w="432"/>
           </w:tcPr>
           <w:p>
             <w:r>
@@ -688,7 +993,17 @@
         </w:tc>
         <w:tc>
           <w:tcPr>
-            <w:tcW w:type="dxa" w:w="455"/>
+            <w:tcW w:type="dxa" w:w="432"/>
+          </w:tcPr>
+          <w:p>
+            <w:r>
+              <w:t>0.8348</w:t>
+            </w:r>
+          </w:p>
+        </w:tc>
+        <w:tc>
+          <w:tcPr>
+            <w:tcW w:type="dxa" w:w="432"/>
           </w:tcPr>
           <w:p>
             <w:r>
@@ -698,7 +1013,7 @@
         </w:tc>
         <w:tc>
           <w:tcPr>
-            <w:tcW w:type="dxa" w:w="455"/>
+            <w:tcW w:type="dxa" w:w="432"/>
           </w:tcPr>
           <w:p>
             <w:r>
@@ -708,7 +1023,7 @@
         </w:tc>
         <w:tc>
           <w:tcPr>
-            <w:tcW w:type="dxa" w:w="455"/>
+            <w:tcW w:type="dxa" w:w="432"/>
           </w:tcPr>
           <w:p>
             <w:r>
@@ -718,7 +1033,7 @@
         </w:tc>
         <w:tc>
           <w:tcPr>
-            <w:tcW w:type="dxa" w:w="455"/>
+            <w:tcW w:type="dxa" w:w="432"/>
           </w:tcPr>
           <w:p>
             <w:r>
@@ -728,7 +1043,7 @@
         </w:tc>
         <w:tc>
           <w:tcPr>
-            <w:tcW w:type="dxa" w:w="455"/>
+            <w:tcW w:type="dxa" w:w="432"/>
           </w:tcPr>
           <w:p>
             <w:r>
@@ -738,7 +1053,7 @@
         </w:tc>
         <w:tc>
           <w:tcPr>
-            <w:tcW w:type="dxa" w:w="455"/>
+            <w:tcW w:type="dxa" w:w="432"/>
           </w:tcPr>
           <w:p>
             <w:r>
@@ -748,7 +1063,7 @@
         </w:tc>
         <w:tc>
           <w:tcPr>
-            <w:tcW w:type="dxa" w:w="455"/>
+            <w:tcW w:type="dxa" w:w="432"/>
           </w:tcPr>
           <w:p>
             <w:r>
@@ -758,7 +1073,7 @@
         </w:tc>
         <w:tc>
           <w:tcPr>
-            <w:tcW w:type="dxa" w:w="455"/>
+            <w:tcW w:type="dxa" w:w="432"/>
           </w:tcPr>
           <w:p>
             <w:r>
@@ -768,7 +1083,7 @@
         </w:tc>
         <w:tc>
           <w:tcPr>
-            <w:tcW w:type="dxa" w:w="455"/>
+            <w:tcW w:type="dxa" w:w="432"/>
           </w:tcPr>
           <w:p>
             <w:r>
@@ -778,7 +1093,7 @@
         </w:tc>
         <w:tc>
           <w:tcPr>
-            <w:tcW w:type="dxa" w:w="455"/>
+            <w:tcW w:type="dxa" w:w="432"/>
           </w:tcPr>
           <w:p>
             <w:r>
@@ -788,7 +1103,7 @@
         </w:tc>
         <w:tc>
           <w:tcPr>
-            <w:tcW w:type="dxa" w:w="455"/>
+            <w:tcW w:type="dxa" w:w="432"/>
           </w:tcPr>
           <w:p>
             <w:r>
@@ -798,7 +1113,7 @@
         </w:tc>
         <w:tc>
           <w:tcPr>
-            <w:tcW w:type="dxa" w:w="455"/>
+            <w:tcW w:type="dxa" w:w="432"/>
           </w:tcPr>
           <w:p>
             <w:r>
@@ -808,7 +1123,7 @@
         </w:tc>
         <w:tc>
           <w:tcPr>
-            <w:tcW w:type="dxa" w:w="455"/>
+            <w:tcW w:type="dxa" w:w="432"/>
           </w:tcPr>
           <w:p>
             <w:r>
@@ -818,7 +1133,7 @@
         </w:tc>
         <w:tc>
           <w:tcPr>
-            <w:tcW w:type="dxa" w:w="455"/>
+            <w:tcW w:type="dxa" w:w="432"/>
           </w:tcPr>
           <w:p>
             <w:r>
@@ -828,7 +1143,7 @@
         </w:tc>
         <w:tc>
           <w:tcPr>
-            <w:tcW w:type="dxa" w:w="455"/>
+            <w:tcW w:type="dxa" w:w="432"/>
           </w:tcPr>
           <w:p>
             <w:r>
@@ -838,7 +1153,7 @@
         </w:tc>
         <w:tc>
           <w:tcPr>
-            <w:tcW w:type="dxa" w:w="455"/>
+            <w:tcW w:type="dxa" w:w="432"/>
           </w:tcPr>
           <w:p>
             <w:r>
@@ -848,7 +1163,7 @@
         </w:tc>
         <w:tc>
           <w:tcPr>
-            <w:tcW w:type="dxa" w:w="455"/>
+            <w:tcW w:type="dxa" w:w="432"/>
           </w:tcPr>
           <w:p>
             <w:r>
@@ -858,7 +1173,7 @@
         </w:tc>
         <w:tc>
           <w:tcPr>
-            <w:tcW w:type="dxa" w:w="455"/>
+            <w:tcW w:type="dxa" w:w="432"/>
           </w:tcPr>
           <w:p>
             <w:r>
@@ -870,7 +1185,7 @@
       <w:tr>
         <w:tc>
           <w:tcPr>
-            <w:tcW w:type="dxa" w:w="455"/>
+            <w:tcW w:type="dxa" w:w="432"/>
           </w:tcPr>
           <w:p>
             <w:r>
@@ -880,7 +1195,17 @@
         </w:tc>
         <w:tc>
           <w:tcPr>
-            <w:tcW w:type="dxa" w:w="455"/>
+            <w:tcW w:type="dxa" w:w="432"/>
+          </w:tcPr>
+          <w:p>
+            <w:r>
+              <w:t>0.831</w:t>
+            </w:r>
+          </w:p>
+        </w:tc>
+        <w:tc>
+          <w:tcPr>
+            <w:tcW w:type="dxa" w:w="432"/>
           </w:tcPr>
           <w:p>
             <w:r>
@@ -890,7 +1215,7 @@
         </w:tc>
         <w:tc>
           <w:tcPr>
-            <w:tcW w:type="dxa" w:w="455"/>
+            <w:tcW w:type="dxa" w:w="432"/>
           </w:tcPr>
           <w:p>
             <w:r>
@@ -900,7 +1225,7 @@
         </w:tc>
         <w:tc>
           <w:tcPr>
-            <w:tcW w:type="dxa" w:w="455"/>
+            <w:tcW w:type="dxa" w:w="432"/>
           </w:tcPr>
           <w:p>
             <w:r>
@@ -910,7 +1235,7 @@
         </w:tc>
         <w:tc>
           <w:tcPr>
-            <w:tcW w:type="dxa" w:w="455"/>
+            <w:tcW w:type="dxa" w:w="432"/>
           </w:tcPr>
           <w:p>
             <w:r>
@@ -920,7 +1245,7 @@
         </w:tc>
         <w:tc>
           <w:tcPr>
-            <w:tcW w:type="dxa" w:w="455"/>
+            <w:tcW w:type="dxa" w:w="432"/>
           </w:tcPr>
           <w:p>
             <w:r>
@@ -930,7 +1255,7 @@
         </w:tc>
         <w:tc>
           <w:tcPr>
-            <w:tcW w:type="dxa" w:w="455"/>
+            <w:tcW w:type="dxa" w:w="432"/>
           </w:tcPr>
           <w:p>
             <w:r>
@@ -940,7 +1265,7 @@
         </w:tc>
         <w:tc>
           <w:tcPr>
-            <w:tcW w:type="dxa" w:w="455"/>
+            <w:tcW w:type="dxa" w:w="432"/>
           </w:tcPr>
           <w:p>
             <w:r>
@@ -950,7 +1275,7 @@
         </w:tc>
         <w:tc>
           <w:tcPr>
-            <w:tcW w:type="dxa" w:w="455"/>
+            <w:tcW w:type="dxa" w:w="432"/>
           </w:tcPr>
           <w:p>
             <w:r>
@@ -960,7 +1285,7 @@
         </w:tc>
         <w:tc>
           <w:tcPr>
-            <w:tcW w:type="dxa" w:w="455"/>
+            <w:tcW w:type="dxa" w:w="432"/>
           </w:tcPr>
           <w:p>
             <w:r>
@@ -970,7 +1295,7 @@
         </w:tc>
         <w:tc>
           <w:tcPr>
-            <w:tcW w:type="dxa" w:w="455"/>
+            <w:tcW w:type="dxa" w:w="432"/>
           </w:tcPr>
           <w:p>
             <w:r>
@@ -980,7 +1305,7 @@
         </w:tc>
         <w:tc>
           <w:tcPr>
-            <w:tcW w:type="dxa" w:w="455"/>
+            <w:tcW w:type="dxa" w:w="432"/>
           </w:tcPr>
           <w:p>
             <w:r>
@@ -990,7 +1315,7 @@
         </w:tc>
         <w:tc>
           <w:tcPr>
-            <w:tcW w:type="dxa" w:w="455"/>
+            <w:tcW w:type="dxa" w:w="432"/>
           </w:tcPr>
           <w:p>
             <w:r>
@@ -1000,7 +1325,7 @@
         </w:tc>
         <w:tc>
           <w:tcPr>
-            <w:tcW w:type="dxa" w:w="455"/>
+            <w:tcW w:type="dxa" w:w="432"/>
           </w:tcPr>
           <w:p>
             <w:r>
@@ -1010,7 +1335,7 @@
         </w:tc>
         <w:tc>
           <w:tcPr>
-            <w:tcW w:type="dxa" w:w="455"/>
+            <w:tcW w:type="dxa" w:w="432"/>
           </w:tcPr>
           <w:p>
             <w:r>
@@ -1020,7 +1345,7 @@
         </w:tc>
         <w:tc>
           <w:tcPr>
-            <w:tcW w:type="dxa" w:w="455"/>
+            <w:tcW w:type="dxa" w:w="432"/>
           </w:tcPr>
           <w:p>
             <w:r>
@@ -1030,7 +1355,7 @@
         </w:tc>
         <w:tc>
           <w:tcPr>
-            <w:tcW w:type="dxa" w:w="455"/>
+            <w:tcW w:type="dxa" w:w="432"/>
           </w:tcPr>
           <w:p>
             <w:r>
@@ -1040,7 +1365,7 @@
         </w:tc>
         <w:tc>
           <w:tcPr>
-            <w:tcW w:type="dxa" w:w="455"/>
+            <w:tcW w:type="dxa" w:w="432"/>
           </w:tcPr>
           <w:p>
             <w:r>
@@ -1050,203 +1375,11 @@
         </w:tc>
         <w:tc>
           <w:tcPr>
-            <w:tcW w:type="dxa" w:w="455"/>
+            <w:tcW w:type="dxa" w:w="432"/>
           </w:tcPr>
           <w:p>
             <w:r>
               <w:t>0.8553</w:t>
-            </w:r>
-          </w:p>
-        </w:tc>
-      </w:tr>
-      <w:tr>
-        <w:tc>
-          <w:tcPr>
-            <w:tcW w:type="dxa" w:w="455"/>
-          </w:tcPr>
-          <w:p>
-            <w:r>
-              <w:t>LogisticRegression</w:t>
-            </w:r>
-          </w:p>
-        </w:tc>
-        <w:tc>
-          <w:tcPr>
-            <w:tcW w:type="dxa" w:w="455"/>
-          </w:tcPr>
-          <w:p>
-            <w:r>
-              <w:t>753</w:t>
-            </w:r>
-          </w:p>
-        </w:tc>
-        <w:tc>
-          <w:tcPr>
-            <w:tcW w:type="dxa" w:w="455"/>
-          </w:tcPr>
-          <w:p>
-            <w:r>
-              <w:t>366</w:t>
-            </w:r>
-          </w:p>
-        </w:tc>
-        <w:tc>
-          <w:tcPr>
-            <w:tcW w:type="dxa" w:w="455"/>
-          </w:tcPr>
-          <w:p>
-            <w:r>
-              <w:t>224</w:t>
-            </w:r>
-          </w:p>
-        </w:tc>
-        <w:tc>
-          <w:tcPr>
-            <w:tcW w:type="dxa" w:w="455"/>
-          </w:tcPr>
-          <w:p>
-            <w:r>
-              <w:t>118</w:t>
-            </w:r>
-          </w:p>
-        </w:tc>
-        <w:tc>
-          <w:tcPr>
-            <w:tcW w:type="dxa" w:w="455"/>
-          </w:tcPr>
-          <w:p>
-            <w:r>
-              <w:t>0.8645</w:t>
-            </w:r>
-          </w:p>
-        </w:tc>
-        <w:tc>
-          <w:tcPr>
-            <w:tcW w:type="dxa" w:w="455"/>
-          </w:tcPr>
-          <w:p>
-            <w:r>
-              <w:t>0.6203</w:t>
-            </w:r>
-          </w:p>
-        </w:tc>
-        <w:tc>
-          <w:tcPr>
-            <w:tcW w:type="dxa" w:w="455"/>
-          </w:tcPr>
-          <w:p>
-            <w:r>
-              <w:t>0.7707</w:t>
-            </w:r>
-          </w:p>
-        </w:tc>
-        <w:tc>
-          <w:tcPr>
-            <w:tcW w:type="dxa" w:w="455"/>
-          </w:tcPr>
-          <w:p>
-            <w:r>
-              <w:t>0.7562</w:t>
-            </w:r>
-          </w:p>
-        </w:tc>
-        <w:tc>
-          <w:tcPr>
-            <w:tcW w:type="dxa" w:w="455"/>
-          </w:tcPr>
-          <w:p>
-            <w:r>
-              <w:t>0.7659</w:t>
-            </w:r>
-          </w:p>
-        </w:tc>
-        <w:tc>
-          <w:tcPr>
-            <w:tcW w:type="dxa" w:w="455"/>
-          </w:tcPr>
-          <w:p>
-            <w:r>
-              <w:t>0.7424</w:t>
-            </w:r>
-          </w:p>
-        </w:tc>
-        <w:tc>
-          <w:tcPr>
-            <w:tcW w:type="dxa" w:w="455"/>
-          </w:tcPr>
-          <w:p>
-            <w:r>
-              <w:t>0.8149</w:t>
-            </w:r>
-          </w:p>
-        </w:tc>
-        <w:tc>
-          <w:tcPr>
-            <w:tcW w:type="dxa" w:w="455"/>
-          </w:tcPr>
-          <w:p>
-            <w:r>
-              <w:t>0.5055</w:t>
-            </w:r>
-          </w:p>
-        </w:tc>
-        <w:tc>
-          <w:tcPr>
-            <w:tcW w:type="dxa" w:w="455"/>
-          </w:tcPr>
-          <w:p>
-            <w:r>
-              <w:t>0.4993</w:t>
-            </w:r>
-          </w:p>
-        </w:tc>
-        <w:tc>
-          <w:tcPr>
-            <w:tcW w:type="dxa" w:w="455"/>
-          </w:tcPr>
-          <w:p>
-            <w:r>
-              <w:t>0.8318</w:t>
-            </w:r>
-          </w:p>
-        </w:tc>
-        <w:tc>
-          <w:tcPr>
-            <w:tcW w:type="dxa" w:w="455"/>
-          </w:tcPr>
-          <w:p>
-            <w:r>
-              <w:t>0.8685</w:t>
-            </w:r>
-          </w:p>
-        </w:tc>
-        <w:tc>
-          <w:tcPr>
-            <w:tcW w:type="dxa" w:w="455"/>
-          </w:tcPr>
-          <w:p>
-            <w:r>
-              <w:t>0.4896</w:t>
-            </w:r>
-          </w:p>
-        </w:tc>
-        <w:tc>
-          <w:tcPr>
-            <w:tcW w:type="dxa" w:w="455"/>
-          </w:tcPr>
-          <w:p>
-            <w:r>
-              <w:t>0.161</w:t>
-            </w:r>
-          </w:p>
-        </w:tc>
-        <w:tc>
-          <w:tcPr>
-            <w:tcW w:type="dxa" w:w="455"/>
-          </w:tcPr>
-          <w:p>
-            <w:r>
-              <w:t>0.8501</w:t>
             </w:r>
           </w:p>
         </w:tc>
@@ -1301,12 +1434,12 @@
         <w:pStyle w:val="Heading1"/>
       </w:pPr>
       <w:r>
-        <w:t>Selected final model — XGBoost (combined=0.8591)</w:t>
+        <w:t>Selected final model — LogisticRegression (CV combined=0.8389; held-out auROC=0.8318)</w:t>
       </w:r>
     </w:p>
     <w:p>
       <w:r>
-        <w:t>Among 3 candidate models, XGBoost achieved the highest combined score, with an area under the receiver operating characteristic curve of 0.8415 and area under the precision-recall curve of 0.8767.</w:t>
+        <w:t>Among 3 candidate models, LogisticRegression achieved the highest cross-validated combined score (0.8389) within the training partition and was selected on that basis. Refitted on the complete training partition and evaluated once on the untouched held-out partition, it reached an area under the receiver operating characteristic curve of 0.8318 and an area under the precision-recall curve of 0.8685.</w:t>
       </w:r>
     </w:p>
     <w:p>
@@ -1465,7 +1598,7 @@
           </w:tcPr>
           <w:p>
             <w:r>
-              <w:t>867.0</w:t>
+              <w:t>868.0</w:t>
             </w:r>
           </w:p>
         </w:tc>
@@ -1475,7 +1608,7 @@
           </w:tcPr>
           <w:p>
             <w:r>
-              <w:t>109.0</w:t>
+              <w:t>75.0</w:t>
             </w:r>
           </w:p>
         </w:tc>
@@ -1485,7 +1618,7 @@
           </w:tcPr>
           <w:p>
             <w:r>
-              <w:t>481.0</w:t>
+              <w:t>515.0</w:t>
             </w:r>
           </w:p>
         </w:tc>
@@ -1495,7 +1628,7 @@
           </w:tcPr>
           <w:p>
             <w:r>
-              <w:t>4.0</w:t>
+              <w:t>3.0</w:t>
             </w:r>
           </w:p>
         </w:tc>
@@ -1505,7 +1638,7 @@
           </w:tcPr>
           <w:p>
             <w:r>
-              <w:t>0.995</w:t>
+              <w:t>0.997</w:t>
             </w:r>
           </w:p>
         </w:tc>
@@ -1515,7 +1648,7 @@
           </w:tcPr>
           <w:p>
             <w:r>
-              <w:t>0.185</w:t>
+              <w:t>0.127</w:t>
             </w:r>
           </w:p>
         </w:tc>
@@ -1525,7 +1658,7 @@
           </w:tcPr>
           <w:p>
             <w:r>
-              <w:t>0.643</w:t>
+              <w:t>0.628</w:t>
             </w:r>
           </w:p>
         </w:tc>
@@ -1535,7 +1668,7 @@
           </w:tcPr>
           <w:p>
             <w:r>
-              <w:t>0.965</w:t>
+              <w:t>0.962</w:t>
             </w:r>
           </w:p>
         </w:tc>
@@ -1545,7 +1678,7 @@
           </w:tcPr>
           <w:p>
             <w:r>
-              <w:t>0.781</w:t>
+              <w:t>0.77</w:t>
             </w:r>
           </w:p>
         </w:tc>
@@ -1555,7 +1688,7 @@
           </w:tcPr>
           <w:p>
             <w:r>
-              <w:t>0.668</w:t>
+              <w:t>0.645</w:t>
             </w:r>
           </w:p>
         </w:tc>
@@ -1577,7 +1710,7 @@
           </w:tcPr>
           <w:p>
             <w:r>
-              <w:t>851.0</w:t>
+              <w:t>858.0</w:t>
             </w:r>
           </w:p>
         </w:tc>
@@ -1587,7 +1720,7 @@
           </w:tcPr>
           <w:p>
             <w:r>
-              <w:t>196.0</w:t>
+              <w:t>163.0</w:t>
             </w:r>
           </w:p>
         </w:tc>
@@ -1597,7 +1730,7 @@
           </w:tcPr>
           <w:p>
             <w:r>
-              <w:t>394.0</w:t>
+              <w:t>427.0</w:t>
             </w:r>
           </w:p>
         </w:tc>
@@ -1607,7 +1740,7 @@
           </w:tcPr>
           <w:p>
             <w:r>
-              <w:t>20.0</w:t>
+              <w:t>13.0</w:t>
             </w:r>
           </w:p>
         </w:tc>
@@ -1617,7 +1750,7 @@
           </w:tcPr>
           <w:p>
             <w:r>
-              <w:t>0.977</w:t>
+              <w:t>0.985</w:t>
             </w:r>
           </w:p>
         </w:tc>
@@ -1627,7 +1760,7 @@
           </w:tcPr>
           <w:p>
             <w:r>
-              <w:t>0.332</w:t>
+              <w:t>0.276</w:t>
             </w:r>
           </w:p>
         </w:tc>
@@ -1637,7 +1770,7 @@
           </w:tcPr>
           <w:p>
             <w:r>
-              <w:t>0.684</w:t>
+              <w:t>0.668</w:t>
             </w:r>
           </w:p>
         </w:tc>
@@ -1647,7 +1780,7 @@
           </w:tcPr>
           <w:p>
             <w:r>
-              <w:t>0.907</w:t>
+              <w:t>0.926</w:t>
             </w:r>
           </w:p>
         </w:tc>
@@ -1657,7 +1790,7 @@
           </w:tcPr>
           <w:p>
             <w:r>
-              <w:t>0.804</w:t>
+              <w:t>0.796</w:t>
             </w:r>
           </w:p>
         </w:tc>
@@ -1667,7 +1800,7 @@
           </w:tcPr>
           <w:p>
             <w:r>
-              <w:t>0.717</w:t>
+              <w:t>0.699</w:t>
             </w:r>
           </w:p>
         </w:tc>
@@ -1689,7 +1822,7 @@
           </w:tcPr>
           <w:p>
             <w:r>
-              <w:t>827.0</w:t>
+              <w:t>837.0</w:t>
             </w:r>
           </w:p>
         </w:tc>
@@ -1699,7 +1832,7 @@
           </w:tcPr>
           <w:p>
             <w:r>
-              <w:t>257.0</w:t>
+              <w:t>231.0</w:t>
             </w:r>
           </w:p>
         </w:tc>
@@ -1709,7 +1842,7 @@
           </w:tcPr>
           <w:p>
             <w:r>
-              <w:t>333.0</w:t>
+              <w:t>359.0</w:t>
             </w:r>
           </w:p>
         </w:tc>
@@ -1719,7 +1852,7 @@
           </w:tcPr>
           <w:p>
             <w:r>
-              <w:t>44.0</w:t>
+              <w:t>34.0</w:t>
             </w:r>
           </w:p>
         </w:tc>
@@ -1729,7 +1862,7 @@
           </w:tcPr>
           <w:p>
             <w:r>
-              <w:t>0.949</w:t>
+              <w:t>0.961</w:t>
             </w:r>
           </w:p>
         </w:tc>
@@ -1739,7 +1872,7 @@
           </w:tcPr>
           <w:p>
             <w:r>
-              <w:t>0.436</w:t>
+              <w:t>0.392</w:t>
             </w:r>
           </w:p>
         </w:tc>
@@ -1749,7 +1882,7 @@
           </w:tcPr>
           <w:p>
             <w:r>
-              <w:t>0.713</w:t>
+              <w:t>0.7</w:t>
             </w:r>
           </w:p>
         </w:tc>
@@ -1759,7 +1892,7 @@
           </w:tcPr>
           <w:p>
             <w:r>
-              <w:t>0.854</w:t>
+              <w:t>0.872</w:t>
             </w:r>
           </w:p>
         </w:tc>
@@ -1769,7 +1902,7 @@
           </w:tcPr>
           <w:p>
             <w:r>
-              <w:t>0.814</w:t>
+              <w:t>0.81</w:t>
             </w:r>
           </w:p>
         </w:tc>
@@ -1779,7 +1912,7 @@
           </w:tcPr>
           <w:p>
             <w:r>
-              <w:t>0.742</w:t>
+              <w:t>0.731</w:t>
             </w:r>
           </w:p>
         </w:tc>
@@ -1801,7 +1934,7 @@
           </w:tcPr>
           <w:p>
             <w:r>
-              <w:t>803.0</w:t>
+              <w:t>807.0</w:t>
             </w:r>
           </w:p>
         </w:tc>
@@ -1811,7 +1944,7 @@
           </w:tcPr>
           <w:p>
             <w:r>
-              <w:t>312.0</w:t>
+              <w:t>295.0</w:t>
             </w:r>
           </w:p>
         </w:tc>
@@ -1821,7 +1954,7 @@
           </w:tcPr>
           <w:p>
             <w:r>
-              <w:t>278.0</w:t>
+              <w:t>295.0</w:t>
             </w:r>
           </w:p>
         </w:tc>
@@ -1831,7 +1964,7 @@
           </w:tcPr>
           <w:p>
             <w:r>
-              <w:t>68.0</w:t>
+              <w:t>64.0</w:t>
             </w:r>
           </w:p>
         </w:tc>
@@ -1841,7 +1974,7 @@
           </w:tcPr>
           <w:p>
             <w:r>
-              <w:t>0.922</w:t>
+              <w:t>0.927</w:t>
             </w:r>
           </w:p>
         </w:tc>
@@ -1851,7 +1984,7 @@
           </w:tcPr>
           <w:p>
             <w:r>
-              <w:t>0.529</w:t>
+              <w:t>0.5</w:t>
             </w:r>
           </w:p>
         </w:tc>
@@ -1861,7 +1994,7 @@
           </w:tcPr>
           <w:p>
             <w:r>
-              <w:t>0.743</w:t>
+              <w:t>0.732</w:t>
             </w:r>
           </w:p>
         </w:tc>
@@ -1871,7 +2004,7 @@
           </w:tcPr>
           <w:p>
             <w:r>
-              <w:t>0.821</w:t>
+              <w:t>0.822</w:t>
             </w:r>
           </w:p>
         </w:tc>
@@ -1881,7 +2014,7 @@
           </w:tcPr>
           <w:p>
             <w:r>
-              <w:t>0.823</w:t>
+              <w:t>0.818</w:t>
             </w:r>
           </w:p>
         </w:tc>
@@ -1891,7 +2024,7 @@
           </w:tcPr>
           <w:p>
             <w:r>
-              <w:t>0.763</w:t>
+              <w:t>0.754</w:t>
             </w:r>
           </w:p>
         </w:tc>
@@ -1923,7 +2056,7 @@
           </w:tcPr>
           <w:p>
             <w:r>
-              <w:t>372.0</w:t>
+              <w:t>366.0</w:t>
             </w:r>
           </w:p>
         </w:tc>
@@ -1933,7 +2066,7 @@
           </w:tcPr>
           <w:p>
             <w:r>
-              <w:t>218.0</w:t>
+              <w:t>224.0</w:t>
             </w:r>
           </w:p>
         </w:tc>
@@ -1963,7 +2096,7 @@
           </w:tcPr>
           <w:p>
             <w:r>
-              <w:t>0.631</w:t>
+              <w:t>0.62</w:t>
             </w:r>
           </w:p>
         </w:tc>
@@ -1973,7 +2106,7 @@
           </w:tcPr>
           <w:p>
             <w:r>
-              <w:t>0.775</w:t>
+              <w:t>0.771</w:t>
             </w:r>
           </w:p>
         </w:tc>
@@ -1983,7 +2116,7 @@
           </w:tcPr>
           <w:p>
             <w:r>
-              <w:t>0.759</w:t>
+              <w:t>0.756</w:t>
             </w:r>
           </w:p>
         </w:tc>
@@ -1993,7 +2126,7 @@
           </w:tcPr>
           <w:p>
             <w:r>
-              <w:t>0.818</w:t>
+              <w:t>0.815</w:t>
             </w:r>
           </w:p>
         </w:tc>
@@ -2003,7 +2136,7 @@
           </w:tcPr>
           <w:p>
             <w:r>
-              <w:t>0.77</w:t>
+              <w:t>0.766</w:t>
             </w:r>
           </w:p>
         </w:tc>
@@ -2025,7 +2158,7 @@
           </w:tcPr>
           <w:p>
             <w:r>
-              <w:t>683.0</w:t>
+              <w:t>678.0</w:t>
             </w:r>
           </w:p>
         </w:tc>
@@ -2035,7 +2168,7 @@
           </w:tcPr>
           <w:p>
             <w:r>
-              <w:t>426.0</w:t>
+              <w:t>424.0</w:t>
             </w:r>
           </w:p>
         </w:tc>
@@ -2045,7 +2178,7 @@
           </w:tcPr>
           <w:p>
             <w:r>
-              <w:t>164.0</w:t>
+              <w:t>166.0</w:t>
             </w:r>
           </w:p>
         </w:tc>
@@ -2055,7 +2188,7 @@
           </w:tcPr>
           <w:p>
             <w:r>
-              <w:t>188.0</w:t>
+              <w:t>193.0</w:t>
             </w:r>
           </w:p>
         </w:tc>
@@ -2065,7 +2198,7 @@
           </w:tcPr>
           <w:p>
             <w:r>
-              <w:t>0.784</w:t>
+              <w:t>0.778</w:t>
             </w:r>
           </w:p>
         </w:tc>
@@ -2075,7 +2208,7 @@
           </w:tcPr>
           <w:p>
             <w:r>
-              <w:t>0.722</w:t>
+              <w:t>0.719</w:t>
             </w:r>
           </w:p>
         </w:tc>
@@ -2085,7 +2218,7 @@
           </w:tcPr>
           <w:p>
             <w:r>
-              <w:t>0.806</w:t>
+              <w:t>0.803</w:t>
             </w:r>
           </w:p>
         </w:tc>
@@ -2095,7 +2228,7 @@
           </w:tcPr>
           <w:p>
             <w:r>
-              <w:t>0.694</w:t>
+              <w:t>0.687</w:t>
             </w:r>
           </w:p>
         </w:tc>
@@ -2105,7 +2238,7 @@
           </w:tcPr>
           <w:p>
             <w:r>
-              <w:t>0.795</w:t>
+              <w:t>0.791</w:t>
             </w:r>
           </w:p>
         </w:tc>
@@ -2115,7 +2248,7 @@
           </w:tcPr>
           <w:p>
             <w:r>
-              <w:t>0.759</w:t>
+              <w:t>0.754</w:t>
             </w:r>
           </w:p>
         </w:tc>
@@ -2137,7 +2270,7 @@
           </w:tcPr>
           <w:p>
             <w:r>
-              <w:t>583.0</w:t>
+              <w:t>548.0</w:t>
             </w:r>
           </w:p>
         </w:tc>
@@ -2147,7 +2280,7 @@
           </w:tcPr>
           <w:p>
             <w:r>
-              <w:t>485.0</w:t>
+              <w:t>489.0</w:t>
             </w:r>
           </w:p>
         </w:tc>
@@ -2157,7 +2290,7 @@
           </w:tcPr>
           <w:p>
             <w:r>
-              <w:t>105.0</w:t>
+              <w:t>101.0</w:t>
             </w:r>
           </w:p>
         </w:tc>
@@ -2167,7 +2300,7 @@
           </w:tcPr>
           <w:p>
             <w:r>
-              <w:t>288.0</w:t>
+              <w:t>323.0</w:t>
             </w:r>
           </w:p>
         </w:tc>
@@ -2177,7 +2310,7 @@
           </w:tcPr>
           <w:p>
             <w:r>
-              <w:t>0.669</w:t>
+              <w:t>0.629</w:t>
             </w:r>
           </w:p>
         </w:tc>
@@ -2187,7 +2320,7 @@
           </w:tcPr>
           <w:p>
             <w:r>
-              <w:t>0.822</w:t>
+              <w:t>0.829</w:t>
             </w:r>
           </w:p>
         </w:tc>
@@ -2197,7 +2330,7 @@
           </w:tcPr>
           <w:p>
             <w:r>
-              <w:t>0.847</w:t>
+              <w:t>0.844</w:t>
             </w:r>
           </w:p>
         </w:tc>
@@ -2207,7 +2340,7 @@
           </w:tcPr>
           <w:p>
             <w:r>
-              <w:t>0.627</w:t>
+              <w:t>0.602</w:t>
             </w:r>
           </w:p>
         </w:tc>
@@ -2217,7 +2350,7 @@
           </w:tcPr>
           <w:p>
             <w:r>
-              <w:t>0.748</w:t>
+              <w:t>0.721</w:t>
             </w:r>
           </w:p>
         </w:tc>
@@ -2227,7 +2360,7 @@
           </w:tcPr>
           <w:p>
             <w:r>
-              <w:t>0.731</w:t>
+              <w:t>0.71</w:t>
             </w:r>
           </w:p>
         </w:tc>
@@ -2249,7 +2382,7 @@
           </w:tcPr>
           <w:p>
             <w:r>
-              <w:t>445.0</w:t>
+              <w:t>408.0</w:t>
             </w:r>
           </w:p>
         </w:tc>
@@ -2259,7 +2392,7 @@
           </w:tcPr>
           <w:p>
             <w:r>
-              <w:t>538.0</w:t>
+              <w:t>543.0</w:t>
             </w:r>
           </w:p>
         </w:tc>
@@ -2269,7 +2402,7 @@
           </w:tcPr>
           <w:p>
             <w:r>
-              <w:t>52.0</w:t>
+              <w:t>47.0</w:t>
             </w:r>
           </w:p>
         </w:tc>
@@ -2279,7 +2412,7 @@
           </w:tcPr>
           <w:p>
             <w:r>
-              <w:t>426.0</w:t>
+              <w:t>463.0</w:t>
             </w:r>
           </w:p>
         </w:tc>
@@ -2289,7 +2422,7 @@
           </w:tcPr>
           <w:p>
             <w:r>
-              <w:t>0.511</w:t>
+              <w:t>0.468</w:t>
             </w:r>
           </w:p>
         </w:tc>
@@ -2299,7 +2432,7 @@
           </w:tcPr>
           <w:p>
             <w:r>
-              <w:t>0.912</w:t>
+              <w:t>0.92</w:t>
             </w:r>
           </w:p>
         </w:tc>
@@ -2309,7 +2442,7 @@
           </w:tcPr>
           <w:p>
             <w:r>
-              <w:t>0.895</w:t>
+              <w:t>0.897</w:t>
             </w:r>
           </w:p>
         </w:tc>
@@ -2319,7 +2452,17 @@
           </w:tcPr>
           <w:p>
             <w:r>
-              <w:t>0.558</w:t>
+              <w:t>0.54</w:t>
+            </w:r>
+          </w:p>
+        </w:tc>
+        <w:tc>
+          <w:tcPr>
+            <w:tcW w:type="dxa" w:w="785"/>
+          </w:tcPr>
+          <w:p>
+            <w:r>
+              <w:t>0.615</w:t>
             </w:r>
           </w:p>
         </w:tc>
@@ -2330,16 +2473,6 @@
           <w:p>
             <w:r>
               <w:t>0.651</w:t>
-            </w:r>
-          </w:p>
-        </w:tc>
-        <w:tc>
-          <w:tcPr>
-            <w:tcW w:type="dxa" w:w="785"/>
-          </w:tcPr>
-          <w:p>
-            <w:r>
-              <w:t>0.673</w:t>
             </w:r>
           </w:p>
         </w:tc>
@@ -2361,7 +2494,7 @@
           </w:tcPr>
           <w:p>
             <w:r>
-              <w:t>219.0</w:t>
+              <w:t>213.0</w:t>
             </w:r>
           </w:p>
         </w:tc>
@@ -2371,7 +2504,7 @@
           </w:tcPr>
           <w:p>
             <w:r>
-              <w:t>574.0</w:t>
+              <w:t>573.0</w:t>
             </w:r>
           </w:p>
         </w:tc>
@@ -2381,7 +2514,7 @@
           </w:tcPr>
           <w:p>
             <w:r>
-              <w:t>16.0</w:t>
+              <w:t>17.0</w:t>
             </w:r>
           </w:p>
         </w:tc>
@@ -2391,7 +2524,7 @@
           </w:tcPr>
           <w:p>
             <w:r>
-              <w:t>652.0</w:t>
+              <w:t>658.0</w:t>
             </w:r>
           </w:p>
         </w:tc>
@@ -2401,7 +2534,7 @@
           </w:tcPr>
           <w:p>
             <w:r>
-              <w:t>0.251</w:t>
+              <w:t>0.245</w:t>
             </w:r>
           </w:p>
         </w:tc>
@@ -2411,7 +2544,7 @@
           </w:tcPr>
           <w:p>
             <w:r>
-              <w:t>0.973</w:t>
+              <w:t>0.971</w:t>
             </w:r>
           </w:p>
         </w:tc>
@@ -2421,7 +2554,7 @@
           </w:tcPr>
           <w:p>
             <w:r>
-              <w:t>0.932</w:t>
+              <w:t>0.926</w:t>
             </w:r>
           </w:p>
         </w:tc>
@@ -2431,7 +2564,7 @@
           </w:tcPr>
           <w:p>
             <w:r>
-              <w:t>0.468</w:t>
+              <w:t>0.465</w:t>
             </w:r>
           </w:p>
         </w:tc>
@@ -2441,7 +2574,7 @@
           </w:tcPr>
           <w:p>
             <w:r>
-              <w:t>0.396</w:t>
+              <w:t>0.387</w:t>
             </w:r>
           </w:p>
         </w:tc>
@@ -2451,7 +2584,7 @@
           </w:tcPr>
           <w:p>
             <w:r>
-              <w:t>0.543</w:t>
+              <w:t>0.538</w:t>
             </w:r>
           </w:p>
         </w:tc>
@@ -2513,7 +2646,7 @@
       <w:r>
         <w:drawing>
           <wp:inline xmlns:a="http://schemas.openxmlformats.org/drawingml/2006/main" xmlns:pic="http://schemas.openxmlformats.org/drawingml/2006/picture">
-            <wp:extent cx="5486400" cy="3618149"/>
+            <wp:extent cx="5486400" cy="3574093"/>
             <wp:docPr id="3" name="Picture 3"/>
             <wp:cNvGraphicFramePr>
               <a:graphicFrameLocks noChangeAspect="1"/>
@@ -2534,7 +2667,7 @@
                   <pic:spPr>
                     <a:xfrm>
                       <a:off x="0" y="0"/>
-                      <a:ext cx="5486400" cy="3618149"/>
+                      <a:ext cx="5486400" cy="3574093"/>
                     </a:xfrm>
                     <a:prstGeom prst="rect"/>
                   </pic:spPr>
